--- a/templates/RECORD_R006_WARPAGE.docx
+++ b/templates/RECORD_R006_WARPAGE.docx
@@ -1389,7 +1389,7 @@
                 <w:rtl w:val="0"/>
                 <w:lang w:val="en-US"/>
               </w:rPr>
-              <w:t>报告编号</w:t>
+              <w:t>原始记录编号</w:t>
             </w:r>
           </w:p>
         </w:tc>
@@ -30120,7 +30120,7 @@
           <w:color w:val="auto"/>
           <w:rtl w:val="0"/>
         </w:rPr>
-        <w:t xml:space="preserve">4. </w:t>
+        <w:t>4. 所有原始图像、测量截图、数据文件和原始记录编号应保持唯一对应关系，满足可追溯要求。</w:t>
       </w:r>
       <w:r>
         <w:rPr>
@@ -30129,7 +30129,6 @@
           <w:rtl w:val="0"/>
           <w:lang w:val="en-US"/>
         </w:rPr>
-        <w:t>所有原始图像、测量截图、数据文件和报告编号应保持唯一对应关系，满足可追溯要求。</w:t>
       </w:r>
     </w:p>
     <w:sectPr>
